--- a/dpp-textile-jbl/03_survey_instrument.docx
+++ b/dpp-textile-jbl/03_survey_instrument.docx
@@ -203,6 +203,11 @@
       <w:r>
         <w:t xml:space="preserve">2027).</w:t>
       </w:r>
+    </w:p>
+    <w:p>
+      <w:pPr>
+        <w:pStyle w:val="Author"/>
+      </w:pPr>
     </w:p>
     <w:bookmarkStart w:id="20" w:name="X241867c923ef9b37fa3b5c706c9db20d8deb120"/>
     <w:p>

--- a/dpp-textile-jbl/03_survey_instrument.docx
+++ b/dpp-textile-jbl/03_survey_instrument.docx
@@ -1045,22 +1045,103 @@
               <w:jc w:val="left"/>
             </w:pPr>
             <w:r>
-              <w:t xml:space="preserve">GOTS; GRS/RCS; OEKO-TEX; bluesign; Higg FEM verified; ZDHC; Better Cotton; ISO 14001; Other. The count gives</w:t>
-            </w:r>
-            <w:r>
+              <w:t xml:space="preserve">GOTS; GRS/RCS; OCS; OEKO-TEX; bluesign; Higg FEM verified; ZDHC; Better Cotton; ISO 14001; Other (descriptive)</w:t>
+            </w:r>
+          </w:p>
+        </w:tc>
+      </w:tr>
+      <w:tr>
+        <w:tc>
+          <w:tcPr/>
+          <w:p>
+            <w:pPr>
+              <w:pStyle w:val="Compact"/>
+              <w:jc w:val="left"/>
+            </w:pPr>
+            <w:r>
+              <w:t xml:space="preserve">B7</w:t>
+            </w:r>
+          </w:p>
+        </w:tc>
+        <w:tc>
+          <w:tcPr/>
+          <w:p>
+            <w:pPr>
+              <w:pStyle w:val="Compact"/>
+              <w:jc w:val="left"/>
+            </w:pPr>
+            <w:r>
+              <w:rPr>
+                <w:bCs/>
+                <w:b/>
+              </w:rPr>
+              <w:t xml:space="preserve">Chain-of-custody coverage (condition</w:t>
+            </w:r>
+            <w:r>
+              <w:rPr>
+                <w:bCs/>
+                <w:b/>
+              </w:rPr>
               <w:t xml:space="preserve"> </w:t>
             </w:r>
             <w:r>
               <w:rPr>
                 <w:rStyle w:val="VerbatimChar"/>
+                <w:bCs/>
+                <w:b/>
               </w:rPr>
               <w:t xml:space="preserve">CERT</w:t>
             </w:r>
             <w:r>
+              <w:rPr>
+                <w:bCs/>
+                <w:b/>
+              </w:rPr>
+              <w:t xml:space="preserve">).</w:t>
+            </w:r>
+            <w:r>
               <w:t xml:space="preserve"> </w:t>
             </w:r>
             <w:r>
-              <w:t xml:space="preserve">(robustness condition)</w:t>
+              <w:t xml:space="preserve">Approximately what % of your EU shipments in the last 12 months were covered by</w:t>
+            </w:r>
+            <w:r>
+              <w:t xml:space="preserve"> </w:t>
+            </w:r>
+            <w:r>
+              <w:rPr>
+                <w:bCs/>
+                <w:b/>
+              </w:rPr>
+              <w:t xml:space="preserve">transaction certificates</w:t>
+            </w:r>
+            <w:r>
+              <w:t xml:space="preserve"> </w:t>
+            </w:r>
+            <w:r>
+              <w:t xml:space="preserve">under GOTS, GRS, RCS or OCS? (0 if none)</w:t>
+            </w:r>
+          </w:p>
+        </w:tc>
+        <w:tc>
+          <w:tcPr/>
+          <w:p>
+            <w:pPr>
+              <w:pStyle w:val="Compact"/>
+              <w:jc w:val="left"/>
+            </w:pPr>
+            <w:r>
+              <w:t xml:space="preserve">0–100%.</w:t>
+            </w:r>
+            <w:r>
+              <w:t xml:space="preserve"> </w:t>
+            </w:r>
+            <w:r>
+              <w:rPr>
+                <w:iCs/>
+                <w:i/>
+              </w:rPr>
+              <w:t xml:space="preserve">Ask to see one recent transaction certificate.</w:t>
             </w:r>
           </w:p>
         </w:tc>
@@ -2054,16 +2135,13 @@
       </w:r>
     </w:p>
     <w:bookmarkEnd w:id="26"/>
-    <w:bookmarkStart w:id="27" w:name="section-f-buyer-pressure-condition-btp"/>
+    <w:bookmarkStart w:id="27" w:name="X4592d8ccd95cc1ced6f8fa6613aa017c8be777c"/>
     <w:p>
       <w:pPr>
         <w:pStyle w:val="Heading1"/>
       </w:pPr>
       <w:r>
-        <w:t xml:space="preserve">Section F: Buyer pressure (condition</w:t>
-      </w:r>
-      <w:r>
-        <w:t xml:space="preserve"> </w:t>
+        <w:t xml:space="preserve">Section F: Buyer pressure (</w:t>
       </w:r>
       <w:r>
         <w:rPr>
@@ -2072,7 +2150,7 @@
         <w:t xml:space="preserve">BTP</w:t>
       </w:r>
       <w:r>
-        <w:t xml:space="preserve">)</w:t>
+        <w:t xml:space="preserve">, background condition: reported descriptively and used in robustness check R4)</w:t>
       </w:r>
     </w:p>
     <w:p>
